--- a/_print_az/freud-yuxu-haqqinda_az.docx
+++ b/_print_az/freud-yuxu-haqqinda_az.docx
@@ -610,7 +610,7 @@
     </w:p>
     <w:p>
       <w:r>
-        <w:t>Yuxular, oyaq birinin tərəfindən bu cür işlənməsi Düşüncənin tamamilə analoji psixi fəaliyyət yaşadığını yaxşı komi-onirte adlandırmaq olar. Başqa yuxularda bu fəaliyyət tamamilə iflasa uğramışdır; hətta cəhd də edilmişdir Nizam və yozma yaratmaq, və oyandıqdan sonra özümüzü yuxu işinin bu son parçası ilə eyni hiss edərək, yuxunun "tamamilə qarışıq" olduğuna hökm edirik. Lakin bizim analizimiz üçün yuxu, gözəl hamarlanmış və səthlə təchiz olunmuş yuxu qədər dəyərlidir - hətta nizamsız, bir-biri ilə əlaqəsi olmayan qırıntılar yığınına bənzəsə belə. Birinci halda, yuxu məzmununun yenidən işlənməsini təkrar məhv etmək zəhmətindən özümüzü qurtarırıq.</w:t>
+        <w:t>Yuxular, oyaq birinin tərəfindən bu cür işlənməsi Düşüncənin tamamilə analoji psixi fəaliyyət yaşadığını yaxşı komi-onirte adlandırmaq olar. Başqa yuxularda bu fəaliyyət tamamilə iflasa uğramışdır; hətta cəhd də edilmişdir. Nizam və yozma yaratmaq, və oyandıqdan sonra özümüzü yuxu işinin bu son parçası ilə eyni hiss edərək, yuxunun "tamamilə qarışıq" olduğuna hökm edirik. Lakin bizim analizimiz üçün yuxu, gözəl hamarlanmış və səthlə təchiz olunmuş yuxu qədər dəyərlidir - hətta nizamsız, bir-biri ilə əlaqəsi olmayan qırıntılar yığınına bənzəsə belə. Birinci halda, yuxu məzmununun yenidən işlənməsini təkrar məhv etmək zəhmətindən özümüzü qurtarırıq.</w:t>
       </w:r>
     </w:p>
     <w:p>
@@ -1048,7 +1048,7 @@
     </w:p>
     <w:p>
       <w:r>
-        <w:t>Psixoanaliz yuxudan qaynaqlanan Davamlı iş nəticəsində nevroz psixologiyasını qurmağa imkan verən tədqiqatlar aparılmışdır Parça-parça əlavə edilir. Lakin burada izlədiyimiz psixoloji maraq bu böyük əlaqənin iki komponentini daha ətraflı şəkildə araşdırmağımızdan başqa bir şey tələb edir Fayllardır və anormal nəticələr verən proseslər psixi təkan qüvvələrinə qaytarıla bilər.</w:t>
+        <w:t>Psixoanaliz yuxudan qaynaqlanan Davamlı iş nəticəsində nevroz psixologiyasını qurmağa imkan verən tədqiqatlar aparılmışdır. Parça-parça əlavə edilir. Lakin burada izlədiyimiz psixoloji maraq bu böyük əlaqənin iki komponentini daha ətraflı şəkildə araşdırmağımızdan başqa bir şey tələb edir Fayllardır və anormal nəticələr verən proseslər psixi təkan qüvvələrinə qaytarıla bilər.</w:t>
       </w:r>
     </w:p>
     <w:p>
